--- a/outputs/report_output.docx
+++ b/outputs/report_output.docx
@@ -2939,6 +2939,7 @@
         <w:spacing w:after="0"/>
         <w:ind w:right="90"/>
         <w:rPr>
+          <w:spacing w:val="-3"/>
           <w:szCs w:val="24"/>
         </w:rPr>
       </w:pPr>
@@ -2998,113 +2999,26 @@
     </w:p>
     <w:p>
       <w:pPr>
-        <w:pStyle w:val="Bullets"/>
+        <w:pStyle w:val="ListParagraph"/>
         <w:numPr>
           <w:ilvl w:val="0"/>
-          <w:numId w:val="15"/>
+          <w:numId w:val="28"/>
         </w:numPr>
         <w:tabs>
-          <w:tab w:val="left" w:pos="10080"/>
-        </w:tabs>
-        <w:ind w:left="720" w:right="810"/>
-      </w:pPr>
-      <w:r>
-        <w:rPr>
-          <w:b/>
-          <w:bCs/>
-        </w:rPr>
-        <w:t xml:space="preserve">ENCODED </w:t>
-      </w:r>
-      <w:proofErr w:type="spellStart"/>
-      <w:r>
-        <w:rPr>
-          <w:b/>
-          <w:bCs/>
-        </w:rPr>
-        <w:t>HydroFORM</w:t>
-      </w:r>
-      <w:proofErr w:type="spellEnd"/>
-      <w:r>
-        <w:rPr>
-          <w:b/>
-          <w:bCs/>
-        </w:rPr>
-        <w:t xml:space="preserve"> </w:t>
-      </w:r>
-      <w:r>
-        <w:rPr>
-          <w:b/>
-          <w:bCs/>
-        </w:rPr>
-        <w:t>0-degree</w:t>
-      </w:r>
-      <w:r>
-        <w:rPr>
-          <w:b/>
-          <w:bCs/>
-        </w:rPr>
-        <w:t xml:space="preserve"> PAUT</w:t>
-      </w:r>
-      <w:r>
-        <w:t xml:space="preserve"> – </w:t>
-      </w:r>
-      <w:r>
-        <w:rPr>
-          <w:sz w:val="21"/>
-          <w:szCs w:val="21"/>
-        </w:rPr>
-        <w:t xml:space="preserve">Performed on the 2.5” of base metal adjacent to the girth </w:t>
-      </w:r>
-      <w:r>
-        <w:rPr>
-          <w:sz w:val="21"/>
-          <w:szCs w:val="21"/>
-        </w:rPr>
-        <w:t xml:space="preserve">and long </w:t>
-      </w:r>
-      <w:r>
-        <w:rPr>
-          <w:sz w:val="21"/>
-          <w:szCs w:val="21"/>
-        </w:rPr>
-        <w:t xml:space="preserve">seams. A 12”x12” box was inspected on </w:t>
-      </w:r>
-      <w:r>
-        <w:rPr>
-          <w:sz w:val="21"/>
-          <w:szCs w:val="21"/>
-        </w:rPr>
-        <w:t>each shell course</w:t>
-      </w:r>
-      <w:r>
-        <w:rPr>
-          <w:sz w:val="21"/>
-          <w:szCs w:val="21"/>
-        </w:rPr>
-        <w:t>.</w:t>
-      </w:r>
-      <w:r>
-        <w:rPr>
-          <w:sz w:val="21"/>
-          <w:szCs w:val="21"/>
-        </w:rPr>
-        <w:t xml:space="preserve"> </w:t>
-      </w:r>
-      <w:proofErr w:type="spellStart"/>
-      <w:r>
-        <w:rPr>
-          <w:sz w:val="21"/>
-          <w:szCs w:val="21"/>
-        </w:rPr>
-        <w:t>HydroFORM</w:t>
-      </w:r>
-      <w:proofErr w:type="spellEnd"/>
-      <w:r>
-        <w:rPr>
-          <w:sz w:val="21"/>
-          <w:szCs w:val="21"/>
-        </w:rPr>
-        <w:t xml:space="preserve"> utilizes a PAUT transducer with a water-column and consumable gasket to allow for a PAUT immersion inspection with a low-flow water supply. Synchronized gates in the software and no need for contact wedges allows for better coupling, near surface resolution, and more precise measurements as compared to traditional contact UT scanning.</w:t>
+          <w:tab w:val="left" w:pos="0"/>
+          <w:tab w:val="left" w:pos="10170"/>
+        </w:tabs>
+        <w:spacing w:after="0"/>
+        <w:ind w:right="90"/>
+        <w:rPr>
+          <w:szCs w:val="24"/>
+        </w:rPr>
+      </w:pPr>
+      <w:r>
+        <w:rPr>
+          <w:szCs w:val="24"/>
+        </w:rPr>
+        <w:t>{{UT_METHOD}}</w:t>
       </w:r>
     </w:p>
     <w:p>
@@ -3328,8 +3242,16 @@
                               <w:rPr>
                                 <w:sz w:val="20"/>
                               </w:rPr>
-                              <w:t>= Encoded HydroFORM</w:t>
+                              <w:t xml:space="preserve">= Encoded </w:t>
                             </w:r>
+                            <w:proofErr w:type="spellStart"/>
+                            <w:r>
+                              <w:rPr>
+                                <w:sz w:val="20"/>
+                              </w:rPr>
+                              <w:t>HydroFORM</w:t>
+                            </w:r>
+                            <w:proofErr w:type="spellEnd"/>
                           </w:p>
                         </w:txbxContent>
                       </wps:txbx>
@@ -3367,8 +3289,16 @@
                         <w:rPr>
                           <w:sz w:val="20"/>
                         </w:rPr>
-                        <w:t>= Encoded HydroFORM</w:t>
+                        <w:t xml:space="preserve">= Encoded </w:t>
                       </w:r>
+                      <w:proofErr w:type="spellStart"/>
+                      <w:r>
+                        <w:rPr>
+                          <w:sz w:val="20"/>
+                        </w:rPr>
+                        <w:t>HydroFORM</w:t>
+                      </w:r>
+                      <w:proofErr w:type="spellEnd"/>
                     </w:p>
                   </w:txbxContent>
                 </v:textbox>
@@ -8963,7 +8893,7 @@
   <w:abstractNum w:abstractNumId="14" w15:restartNumberingAfterBreak="0">
     <w:nsid w:val="468A5131"/>
     <w:multiLevelType w:val="hybridMultilevel"/>
-    <w:tmpl w:val="1DEA21F0"/>
+    <w:tmpl w:val="1CA41BDE"/>
     <w:lvl w:ilvl="0" w:tplc="04090001">
       <w:start w:val="1"/>
       <w:numFmt w:val="bullet"/>
